--- a/reference_inputs/docx/list_table_image.docx
+++ b/reference_inputs/docx/list_table_image.docx
@@ -167,7 +167,7 @@
               <a:graphicData uri="http://schemas.openxmlformats.org/drawingml/2006/picture">
                 <pic:pic>
                   <pic:nvPicPr>
-                    <pic:cNvPr id="0" name="tmp2jjy30ir.png"/>
+                    <pic:cNvPr id="0" name="tmpv49a99de.png"/>
                     <pic:cNvPicPr/>
                   </pic:nvPicPr>
                   <pic:blipFill>

--- a/reference_inputs/docx/list_table_image.docx
+++ b/reference_inputs/docx/list_table_image.docx
@@ -167,7 +167,7 @@
               <a:graphicData uri="http://schemas.openxmlformats.org/drawingml/2006/picture">
                 <pic:pic>
                   <pic:nvPicPr>
-                    <pic:cNvPr id="0" name="tmpv49a99de.png"/>
+                    <pic:cNvPr id="0" name="tmp30ccunkc.png"/>
                     <pic:cNvPicPr/>
                   </pic:nvPicPr>
                   <pic:blipFill>

--- a/reference_inputs/docx/list_table_image.docx
+++ b/reference_inputs/docx/list_table_image.docx
@@ -167,7 +167,7 @@
               <a:graphicData uri="http://schemas.openxmlformats.org/drawingml/2006/picture">
                 <pic:pic>
                   <pic:nvPicPr>
-                    <pic:cNvPr id="0" name="tmp30ccunkc.png"/>
+                    <pic:cNvPr id="0" name="tmpgrvf6cqv.png"/>
                     <pic:cNvPicPr/>
                   </pic:nvPicPr>
                   <pic:blipFill>

--- a/reference_inputs/docx/list_table_image.docx
+++ b/reference_inputs/docx/list_table_image.docx
@@ -167,7 +167,7 @@
               <a:graphicData uri="http://schemas.openxmlformats.org/drawingml/2006/picture">
                 <pic:pic>
                   <pic:nvPicPr>
-                    <pic:cNvPr id="0" name="tmpgrvf6cqv.png"/>
+                    <pic:cNvPr id="0" name="tmp3bkurzzq.png"/>
                     <pic:cNvPicPr/>
                   </pic:nvPicPr>
                   <pic:blipFill>

--- a/reference_inputs/docx/list_table_image.docx
+++ b/reference_inputs/docx/list_table_image.docx
@@ -167,7 +167,7 @@
               <a:graphicData uri="http://schemas.openxmlformats.org/drawingml/2006/picture">
                 <pic:pic>
                   <pic:nvPicPr>
-                    <pic:cNvPr id="0" name="tmpgrvf6cqv.png"/>
+                    <pic:cNvPr id="0" name="tmpy4fwezr4.png"/>
                     <pic:cNvPicPr/>
                   </pic:nvPicPr>
                   <pic:blipFill>

--- a/reference_inputs/docx/list_table_image.docx
+++ b/reference_inputs/docx/list_table_image.docx
@@ -167,7 +167,7 @@
               <a:graphicData uri="http://schemas.openxmlformats.org/drawingml/2006/picture">
                 <pic:pic>
                   <pic:nvPicPr>
-                    <pic:cNvPr id="0" name="tmp3bkurzzq.png"/>
+                    <pic:cNvPr id="0" name="tmpnhyzgtuv.png"/>
                     <pic:cNvPicPr/>
                   </pic:nvPicPr>
                   <pic:blipFill>

--- a/reference_inputs/docx/list_table_image.docx
+++ b/reference_inputs/docx/list_table_image.docx
@@ -167,7 +167,7 @@
               <a:graphicData uri="http://schemas.openxmlformats.org/drawingml/2006/picture">
                 <pic:pic>
                   <pic:nvPicPr>
-                    <pic:cNvPr id="0" name="tmpnhyzgtuv.png"/>
+                    <pic:cNvPr id="0" name="tmpn4nquqit.png"/>
                     <pic:cNvPicPr/>
                   </pic:nvPicPr>
                   <pic:blipFill>

--- a/reference_inputs/docx/list_table_image.docx
+++ b/reference_inputs/docx/list_table_image.docx
@@ -167,7 +167,7 @@
               <a:graphicData uri="http://schemas.openxmlformats.org/drawingml/2006/picture">
                 <pic:pic>
                   <pic:nvPicPr>
-                    <pic:cNvPr id="0" name="tmpnhyzgtuv.png"/>
+                    <pic:cNvPr id="0" name="tmp1k_ao7z8.png"/>
                     <pic:cNvPicPr/>
                   </pic:nvPicPr>
                   <pic:blipFill>
